--- a/Конспект.docx
+++ b/Конспект.docx
@@ -58,17 +58,41 @@
           <w:szCs w:val="28"/>
           <w:lang w:eastAsia="ru-RU"/>
         </w:rPr>
-        <w:t>PDO:</w:t>
-      </w:r>
-      <w:r>
-        <w:rPr>
-          <w:rFonts w:ascii="Times New Roman" w:eastAsia="Times New Roman" w:hAnsi="Times New Roman" w:cs="Times New Roman"/>
-          <w:color w:val="0F1115"/>
-          <w:sz w:val="28"/>
-          <w:szCs w:val="28"/>
-          <w:lang w:eastAsia="ru-RU"/>
-        </w:rPr>
-        <w:t> Это </w:t>
+        <w:t>PDO</w:t>
+      </w:r>
+      <w:proofErr w:type="gramStart"/>
+      <w:r>
+        <w:rPr>
+          <w:rFonts w:ascii="Times New Roman" w:eastAsia="Times New Roman" w:hAnsi="Times New Roman" w:cs="Times New Roman"/>
+          <w:b/>
+          <w:bCs/>
+          <w:color w:val="0F1115"/>
+          <w:sz w:val="28"/>
+          <w:szCs w:val="28"/>
+          <w:lang w:eastAsia="ru-RU"/>
+        </w:rPr>
+        <w:t>:</w:t>
+      </w:r>
+      <w:r>
+        <w:rPr>
+          <w:rFonts w:ascii="Times New Roman" w:eastAsia="Times New Roman" w:hAnsi="Times New Roman" w:cs="Times New Roman"/>
+          <w:color w:val="0F1115"/>
+          <w:sz w:val="28"/>
+          <w:szCs w:val="28"/>
+          <w:lang w:eastAsia="ru-RU"/>
+        </w:rPr>
+        <w:t> Это</w:t>
+      </w:r>
+      <w:proofErr w:type="gramEnd"/>
+      <w:r>
+        <w:rPr>
+          <w:rFonts w:ascii="Times New Roman" w:eastAsia="Times New Roman" w:hAnsi="Times New Roman" w:cs="Times New Roman"/>
+          <w:color w:val="0F1115"/>
+          <w:sz w:val="28"/>
+          <w:szCs w:val="28"/>
+          <w:lang w:eastAsia="ru-RU"/>
+        </w:rPr>
+        <w:t> </w:t>
       </w:r>
       <w:r>
         <w:rPr>
@@ -130,7 +154,51 @@
           <w:szCs w:val="28"/>
           <w:lang w:eastAsia="ru-RU"/>
         </w:rPr>
-        <w:t> MySQL, PostgreSQL, SQLite, Oracle, MS SQL Server и многие другие. Смена базы данных часто требует лишь изменения строки подключения и, возможно, SQL-диалекта.</w:t>
+        <w:t xml:space="preserve"> MySQL, </w:t>
+      </w:r>
+      <w:proofErr w:type="spellStart"/>
+      <w:r>
+        <w:rPr>
+          <w:rFonts w:ascii="Times New Roman" w:eastAsia="Times New Roman" w:hAnsi="Times New Roman" w:cs="Times New Roman"/>
+          <w:color w:val="0F1115"/>
+          <w:sz w:val="28"/>
+          <w:szCs w:val="28"/>
+          <w:lang w:eastAsia="ru-RU"/>
+        </w:rPr>
+        <w:t>PostgreSQL</w:t>
+      </w:r>
+      <w:proofErr w:type="spellEnd"/>
+      <w:r>
+        <w:rPr>
+          <w:rFonts w:ascii="Times New Roman" w:eastAsia="Times New Roman" w:hAnsi="Times New Roman" w:cs="Times New Roman"/>
+          <w:color w:val="0F1115"/>
+          <w:sz w:val="28"/>
+          <w:szCs w:val="28"/>
+          <w:lang w:eastAsia="ru-RU"/>
+        </w:rPr>
+        <w:t xml:space="preserve">, </w:t>
+      </w:r>
+      <w:proofErr w:type="spellStart"/>
+      <w:r>
+        <w:rPr>
+          <w:rFonts w:ascii="Times New Roman" w:eastAsia="Times New Roman" w:hAnsi="Times New Roman" w:cs="Times New Roman"/>
+          <w:color w:val="0F1115"/>
+          <w:sz w:val="28"/>
+          <w:szCs w:val="28"/>
+          <w:lang w:eastAsia="ru-RU"/>
+        </w:rPr>
+        <w:t>SQLite</w:t>
+      </w:r>
+      <w:proofErr w:type="spellEnd"/>
+      <w:r>
+        <w:rPr>
+          <w:rFonts w:ascii="Times New Roman" w:eastAsia="Times New Roman" w:hAnsi="Times New Roman" w:cs="Times New Roman"/>
+          <w:color w:val="0F1115"/>
+          <w:sz w:val="28"/>
+          <w:szCs w:val="28"/>
+          <w:lang w:eastAsia="ru-RU"/>
+        </w:rPr>
+        <w:t>, Oracle, MS SQL Server и многие другие. Смена базы данных часто требует лишь изменения строки подключения и, возможно, SQL-диалекта.</w:t>
       </w:r>
     </w:p>
     <w:p>
@@ -150,6 +218,7 @@
           <w:lang w:eastAsia="ru-RU"/>
         </w:rPr>
       </w:pPr>
+      <w:proofErr w:type="spellStart"/>
       <w:r>
         <w:rPr>
           <w:rFonts w:ascii="Times New Roman" w:eastAsia="Times New Roman" w:hAnsi="Times New Roman" w:cs="Times New Roman"/>
@@ -160,18 +229,10 @@
           <w:szCs w:val="28"/>
           <w:lang w:eastAsia="ru-RU"/>
         </w:rPr>
-        <w:t>mysqli:</w:t>
-      </w:r>
-      <w:r>
-        <w:rPr>
-          <w:rFonts w:ascii="Times New Roman" w:eastAsia="Times New Roman" w:hAnsi="Times New Roman" w:cs="Times New Roman"/>
-          <w:color w:val="0F1115"/>
-          <w:sz w:val="28"/>
-          <w:szCs w:val="28"/>
-          <w:lang w:eastAsia="ru-RU"/>
-        </w:rPr>
-        <w:t> Это </w:t>
-      </w:r>
+        <w:t>mysqli</w:t>
+      </w:r>
+      <w:proofErr w:type="spellEnd"/>
+      <w:proofErr w:type="gramStart"/>
       <w:r>
         <w:rPr>
           <w:rFonts w:ascii="Times New Roman" w:eastAsia="Times New Roman" w:hAnsi="Times New Roman" w:cs="Times New Roman"/>
@@ -182,17 +243,28 @@
           <w:szCs w:val="28"/>
           <w:lang w:eastAsia="ru-RU"/>
         </w:rPr>
-        <w:t>специфическое расширение</w:t>
-      </w:r>
-      <w:r>
-        <w:rPr>
-          <w:rFonts w:ascii="Times New Roman" w:eastAsia="Times New Roman" w:hAnsi="Times New Roman" w:cs="Times New Roman"/>
-          <w:color w:val="0F1115"/>
-          <w:sz w:val="28"/>
-          <w:szCs w:val="28"/>
-          <w:lang w:eastAsia="ru-RU"/>
-        </w:rPr>
-        <w:t>, созданное исключительно для работы с базами данных </w:t>
+        <w:t>:</w:t>
+      </w:r>
+      <w:r>
+        <w:rPr>
+          <w:rFonts w:ascii="Times New Roman" w:eastAsia="Times New Roman" w:hAnsi="Times New Roman" w:cs="Times New Roman"/>
+          <w:color w:val="0F1115"/>
+          <w:sz w:val="28"/>
+          <w:szCs w:val="28"/>
+          <w:lang w:eastAsia="ru-RU"/>
+        </w:rPr>
+        <w:t> Это</w:t>
+      </w:r>
+      <w:proofErr w:type="gramEnd"/>
+      <w:r>
+        <w:rPr>
+          <w:rFonts w:ascii="Times New Roman" w:eastAsia="Times New Roman" w:hAnsi="Times New Roman" w:cs="Times New Roman"/>
+          <w:color w:val="0F1115"/>
+          <w:sz w:val="28"/>
+          <w:szCs w:val="28"/>
+          <w:lang w:eastAsia="ru-RU"/>
+        </w:rPr>
+        <w:t> </w:t>
       </w:r>
       <w:r>
         <w:rPr>
@@ -204,8 +276,44 @@
           <w:szCs w:val="28"/>
           <w:lang w:eastAsia="ru-RU"/>
         </w:rPr>
-        <w:t>MySQL/MariaDB</w:t>
-      </w:r>
+        <w:t>специфическое расширение</w:t>
+      </w:r>
+      <w:r>
+        <w:rPr>
+          <w:rFonts w:ascii="Times New Roman" w:eastAsia="Times New Roman" w:hAnsi="Times New Roman" w:cs="Times New Roman"/>
+          <w:color w:val="0F1115"/>
+          <w:sz w:val="28"/>
+          <w:szCs w:val="28"/>
+          <w:lang w:eastAsia="ru-RU"/>
+        </w:rPr>
+        <w:t>, созданное исключительно для работы с базами данных </w:t>
+      </w:r>
+      <w:r>
+        <w:rPr>
+          <w:rFonts w:ascii="Times New Roman" w:eastAsia="Times New Roman" w:hAnsi="Times New Roman" w:cs="Times New Roman"/>
+          <w:b/>
+          <w:bCs/>
+          <w:color w:val="0F1115"/>
+          <w:sz w:val="28"/>
+          <w:szCs w:val="28"/>
+          <w:lang w:eastAsia="ru-RU"/>
+        </w:rPr>
+        <w:t>MySQL/</w:t>
+      </w:r>
+      <w:proofErr w:type="spellStart"/>
+      <w:r>
+        <w:rPr>
+          <w:rFonts w:ascii="Times New Roman" w:eastAsia="Times New Roman" w:hAnsi="Times New Roman" w:cs="Times New Roman"/>
+          <w:b/>
+          <w:bCs/>
+          <w:color w:val="0F1115"/>
+          <w:sz w:val="28"/>
+          <w:szCs w:val="28"/>
+          <w:lang w:eastAsia="ru-RU"/>
+        </w:rPr>
+        <w:t>MariaDB</w:t>
+      </w:r>
+      <w:proofErr w:type="spellEnd"/>
       <w:r>
         <w:rPr>
           <w:rFonts w:ascii="Times New Roman" w:eastAsia="Times New Roman" w:hAnsi="Times New Roman" w:cs="Times New Roman"/>
@@ -244,17 +352,63 @@
           <w:szCs w:val="28"/>
           <w:lang w:eastAsia="ru-RU"/>
         </w:rPr>
-        <w:t>Поддерживает:</w:t>
-      </w:r>
-      <w:r>
-        <w:rPr>
-          <w:rFonts w:ascii="Times New Roman" w:eastAsia="Times New Roman" w:hAnsi="Times New Roman" w:cs="Times New Roman"/>
-          <w:color w:val="0F1115"/>
-          <w:sz w:val="28"/>
-          <w:szCs w:val="28"/>
-          <w:lang w:eastAsia="ru-RU"/>
-        </w:rPr>
-        <w:t> Только MySQL и MariaDB (начиная с версий 4.1.3+ и 5.0+). Позволяет использовать все специфические функции этих СУБД.</w:t>
+        <w:t>Поддерживает</w:t>
+      </w:r>
+      <w:proofErr w:type="gramStart"/>
+      <w:r>
+        <w:rPr>
+          <w:rFonts w:ascii="Times New Roman" w:eastAsia="Times New Roman" w:hAnsi="Times New Roman" w:cs="Times New Roman"/>
+          <w:b/>
+          <w:bCs/>
+          <w:color w:val="0F1115"/>
+          <w:sz w:val="28"/>
+          <w:szCs w:val="28"/>
+          <w:lang w:eastAsia="ru-RU"/>
+        </w:rPr>
+        <w:t>:</w:t>
+      </w:r>
+      <w:r>
+        <w:rPr>
+          <w:rFonts w:ascii="Times New Roman" w:eastAsia="Times New Roman" w:hAnsi="Times New Roman" w:cs="Times New Roman"/>
+          <w:color w:val="0F1115"/>
+          <w:sz w:val="28"/>
+          <w:szCs w:val="28"/>
+          <w:lang w:eastAsia="ru-RU"/>
+        </w:rPr>
+        <w:t> Только</w:t>
+      </w:r>
+      <w:proofErr w:type="gramEnd"/>
+      <w:r>
+        <w:rPr>
+          <w:rFonts w:ascii="Times New Roman" w:eastAsia="Times New Roman" w:hAnsi="Times New Roman" w:cs="Times New Roman"/>
+          <w:color w:val="0F1115"/>
+          <w:sz w:val="28"/>
+          <w:szCs w:val="28"/>
+          <w:lang w:eastAsia="ru-RU"/>
+        </w:rPr>
+        <w:t xml:space="preserve"> MySQL и </w:t>
+      </w:r>
+      <w:proofErr w:type="spellStart"/>
+      <w:r>
+        <w:rPr>
+          <w:rFonts w:ascii="Times New Roman" w:eastAsia="Times New Roman" w:hAnsi="Times New Roman" w:cs="Times New Roman"/>
+          <w:color w:val="0F1115"/>
+          <w:sz w:val="28"/>
+          <w:szCs w:val="28"/>
+          <w:lang w:eastAsia="ru-RU"/>
+        </w:rPr>
+        <w:t>MariaDB</w:t>
+      </w:r>
+      <w:proofErr w:type="spellEnd"/>
+      <w:r>
+        <w:rPr>
+          <w:rFonts w:ascii="Times New Roman" w:eastAsia="Times New Roman" w:hAnsi="Times New Roman" w:cs="Times New Roman"/>
+          <w:color w:val="0F1115"/>
+          <w:sz w:val="28"/>
+          <w:szCs w:val="28"/>
+          <w:lang w:eastAsia="ru-RU"/>
+        </w:rPr>
+        <w:t xml:space="preserve"> (начиная с версий 4.1.3+ и 5.0+). Позволяет использовать все специфические функции этих СУБД.</w:t>
       </w:r>
     </w:p>
     <w:p>
@@ -362,6 +516,7 @@
           <w:rFonts w:ascii="Times New Roman" w:hAnsi="Times New Roman" w:cs="Times New Roman"/>
           <w:sz w:val="28"/>
           <w:szCs w:val="28"/>
+          <w:lang w:val="en-US"/>
         </w:rPr>
       </w:pPr>
       <w:r>
@@ -381,6 +536,165 @@
         </w:rPr>
         <w:t>php</w:t>
       </w:r>
+    </w:p>
+    <w:p>
+      <w:pPr>
+        <w:jc w:val="both"/>
+        <w:rPr>
+          <w:rFonts w:ascii="Times New Roman" w:hAnsi="Times New Roman" w:cs="Times New Roman"/>
+          <w:sz w:val="28"/>
+          <w:szCs w:val="28"/>
+          <w:lang w:val="en-US"/>
+        </w:rPr>
+      </w:pPr>
+    </w:p>
+    <w:p>
+      <w:pPr>
+        <w:jc w:val="both"/>
+        <w:rPr>
+          <w:rFonts w:ascii="Times New Roman" w:hAnsi="Times New Roman" w:cs="Times New Roman"/>
+          <w:sz w:val="28"/>
+          <w:szCs w:val="28"/>
+          <w:lang w:val="en-US"/>
+        </w:rPr>
+      </w:pPr>
+    </w:p>
+    <w:p>
+      <w:pPr>
+        <w:jc w:val="both"/>
+        <w:rPr>
+          <w:rFonts w:ascii="Times New Roman" w:hAnsi="Times New Roman" w:cs="Times New Roman"/>
+          <w:sz w:val="28"/>
+          <w:szCs w:val="28"/>
+          <w:lang w:val="en-US"/>
+        </w:rPr>
+      </w:pPr>
+      <w:proofErr w:type="spellStart"/>
+      <w:r>
+        <w:rPr>
+          <w:rFonts w:ascii="Times New Roman" w:hAnsi="Times New Roman" w:cs="Times New Roman"/>
+          <w:sz w:val="28"/>
+          <w:szCs w:val="28"/>
+          <w:lang w:val="en-US"/>
+        </w:rPr>
+        <w:t>Websocket</w:t>
+      </w:r>
+      <w:proofErr w:type="spellEnd"/>
+      <w:r>
+        <w:rPr>
+          <w:rFonts w:ascii="Times New Roman" w:hAnsi="Times New Roman" w:cs="Times New Roman"/>
+          <w:sz w:val="28"/>
+          <w:szCs w:val="28"/>
+          <w:lang w:val="en-US"/>
+        </w:rPr>
+        <w:t>-</w:t>
+      </w:r>
+      <w:proofErr w:type="gramStart"/>
+      <w:r>
+        <w:rPr>
+          <w:rFonts w:ascii="Times New Roman" w:hAnsi="Times New Roman" w:cs="Times New Roman"/>
+          <w:sz w:val="28"/>
+          <w:szCs w:val="28"/>
+          <w:lang w:val="en-US"/>
+        </w:rPr>
+        <w:t>client  -</w:t>
+      </w:r>
+      <w:proofErr w:type="gramEnd"/>
+      <w:r>
+        <w:rPr>
+          <w:rFonts w:ascii="Times New Roman" w:hAnsi="Times New Roman" w:cs="Times New Roman"/>
+          <w:sz w:val="28"/>
+          <w:szCs w:val="28"/>
+          <w:lang w:val="en-US"/>
+        </w:rPr>
+        <w:t xml:space="preserve">  </w:t>
+      </w:r>
+      <w:hyperlink r:id="rId5" w:history="1">
+        <w:r>
+          <w:rPr>
+            <w:rStyle w:val="a4"/>
+            <w:rFonts w:ascii="Times New Roman" w:hAnsi="Times New Roman" w:cs="Times New Roman"/>
+            <w:sz w:val="28"/>
+            <w:szCs w:val="28"/>
+            <w:lang w:val="en-US"/>
+          </w:rPr>
+          <w:t>https://packagist.org/packages/textalk/websocket</w:t>
+        </w:r>
+      </w:hyperlink>
+    </w:p>
+    <w:p>
+      <w:pPr>
+        <w:jc w:val="both"/>
+        <w:rPr>
+          <w:rFonts w:ascii="Times New Roman" w:hAnsi="Times New Roman" w:cs="Times New Roman"/>
+          <w:sz w:val="28"/>
+          <w:szCs w:val="28"/>
+          <w:lang w:val="en-US"/>
+        </w:rPr>
+      </w:pPr>
+      <w:proofErr w:type="spellStart"/>
+      <w:r>
+        <w:rPr>
+          <w:rFonts w:ascii="Times New Roman" w:hAnsi="Times New Roman" w:cs="Times New Roman"/>
+          <w:sz w:val="28"/>
+          <w:szCs w:val="28"/>
+          <w:lang w:val="en-US"/>
+        </w:rPr>
+        <w:t>Websocket</w:t>
+      </w:r>
+      <w:proofErr w:type="spellEnd"/>
+      <w:r>
+        <w:rPr>
+          <w:rFonts w:ascii="Times New Roman" w:hAnsi="Times New Roman" w:cs="Times New Roman"/>
+          <w:sz w:val="28"/>
+          <w:szCs w:val="28"/>
+          <w:lang w:val="en-US"/>
+        </w:rPr>
+        <w:t>-</w:t>
+      </w:r>
+      <w:proofErr w:type="gramStart"/>
+      <w:r>
+        <w:rPr>
+          <w:rFonts w:ascii="Times New Roman" w:hAnsi="Times New Roman" w:cs="Times New Roman"/>
+          <w:sz w:val="28"/>
+          <w:szCs w:val="28"/>
+          <w:lang w:val="en-US"/>
+        </w:rPr>
+        <w:t>server  -</w:t>
+      </w:r>
+      <w:proofErr w:type="gramEnd"/>
+      <w:r>
+        <w:rPr>
+          <w:rFonts w:ascii="Times New Roman" w:hAnsi="Times New Roman" w:cs="Times New Roman"/>
+          <w:sz w:val="28"/>
+          <w:szCs w:val="28"/>
+          <w:lang w:val="en-US"/>
+        </w:rPr>
+        <w:t xml:space="preserve"> </w:t>
+      </w:r>
+      <w:hyperlink r:id="rId6" w:history="1">
+        <w:r>
+          <w:rPr>
+            <w:rStyle w:val="a4"/>
+            <w:rFonts w:ascii="Times New Roman" w:hAnsi="Times New Roman" w:cs="Times New Roman"/>
+            <w:sz w:val="28"/>
+            <w:szCs w:val="28"/>
+            <w:lang w:val="en-US"/>
+          </w:rPr>
+          <w:t>http://socketo.me/</w:t>
+        </w:r>
+      </w:hyperlink>
+    </w:p>
+    <w:p>
+      <w:pPr>
+        <w:jc w:val="both"/>
+        <w:rPr>
+          <w:rFonts w:ascii="Times New Roman" w:hAnsi="Times New Roman" w:cs="Times New Roman"/>
+          <w:sz w:val="28"/>
+          <w:szCs w:val="28"/>
+          <w:lang w:val="en-US"/>
+        </w:rPr>
+      </w:pPr>
     </w:p>
     <w:sectPr>
       <w:pgSz w:w="11906" w:h="16838"/>
@@ -1035,6 +1349,29 @@
       <w:bCs/>
     </w:rPr>
   </w:style>
+  <w:style w:type="character" w:styleId="a4">
+    <w:name w:val="Hyperlink"/>
+    <w:basedOn w:val="a0"/>
+    <w:uiPriority w:val="99"/>
+    <w:unhideWhenUsed/>
+    <w:rsid w:val="008D457C"/>
+    <w:rPr>
+      <w:color w:val="0563C1" w:themeColor="hyperlink"/>
+      <w:u w:val="single"/>
+    </w:rPr>
+  </w:style>
+  <w:style w:type="character" w:styleId="a5">
+    <w:name w:val="Unresolved Mention"/>
+    <w:basedOn w:val="a0"/>
+    <w:uiPriority w:val="99"/>
+    <w:semiHidden/>
+    <w:unhideWhenUsed/>
+    <w:rsid w:val="008D457C"/>
+    <w:rPr>
+      <w:color w:val="605E5C"/>
+      <w:shd w:val="clear" w:color="auto" w:fill="E1DFDD"/>
+    </w:rPr>
+  </w:style>
 </w:styles>
 </file>
 
